--- a/Project Documents/2. Requirement Analysis/Technology Stack.docx
+++ b/Project Documents/2. Requirement Analysis/Technology Stack.docx
@@ -672,7 +672,7 @@
               <w:rPr>
                 <w:sz w:val="19"/>
               </w:rPr>
-              <w:t>Version history and project submission on GitHub; pytest suite (31 tests, Gemini mocked) verifies every endpoint; VS Code run/debug/test configurations included.</w:t>
+              <w:t>Version history and project submission on GitHub; pytest suite (40 tests, Gemini mocked) verifies every endpoint; VS Code run/debug/test configurations included.</w:t>
             </w:r>
           </w:p>
         </w:tc>
